--- a/text/part1/04LodgeENAI.docx
+++ b/text/part1/04LodgeENAI.docx
@@ -1190,664 +1190,50 @@
     </w:p>
     <w:p>
       <w:r>
-        <w:t>After activating the mode, we headed toward the lodge entrance.</w:t>
-      </w:r>
-    </w:p>
-    <w:p>
-      <w:r>
-        <w:t>Its windows glowed warmly, and the delicious smell pouring from inside grew even stronger.</w:t>
-      </w:r>
-    </w:p>
-    <w:p>
-      <w:r>
-        <w:t>Just as Art—walking ahead of me—opened the door, someone emerged quickly from inside.</w:t>
-      </w:r>
-    </w:p>
-    <w:p>
-      <w:r>
-        <w:t>The man nearly collided headfirst with him, recoiled, and snapped several sharp words in an unfamiliar dialect—judging by the tone, not particularly polite ones.</w:t>
-      </w:r>
-    </w:p>
-    <w:p>
-      <w:r>
-        <w:t>He had a striking appearance.</w:t>
-      </w:r>
-    </w:p>
-    <w:p>
-      <w:r>
-        <w:t>Long pale hair fell below his shoulders, held back by a thin silver circlet set with a large green stone. His fine, elegant features carried an expression of confidence bordering on arrogance. He was short in stature and possessed an extremely slender, almost delicate build.</w:t>
+        <w:t>After activating Threat Mode, I set my backpack on the bench, stood up, and, before leaving the hut, let my gaze wander around the interior.</w:t>
+      </w:r>
+    </w:p>
+    <w:p>
+      <w:r>
+        <w:t>As I glanced upward, I noticed a tiny spider dangling from a thread of silk just beneath the roof. It swayed gently in the still air.</w:t>
+      </w:r>
+    </w:p>
+    <w:p>
+      <w:r>
+        <w:t>I had already started reaching toward it, intending to remove it along with its web and toss it into the grass outside, when my hand suddenly froze in midair.</w:t>
+      </w:r>
+    </w:p>
+    <w:p>
+      <w:r>
+        <w:t>I immediately knew what was about to happen.</w:t>
+      </w:r>
+    </w:p>
+    <w:p>
+      <w:r>
+        <w:t>And I was right.</w:t>
+      </w:r>
+    </w:p>
+    <w:p>
+      <w:r>
+        <w:t>“Tiny Spider,” the Creature introduced itself.</w:t>
       </w:r>
     </w:p>
     <w:p>
       <w:r>
         <w:lastRenderedPageBreak/>
-        <w:t>An elf.</w:t>
-      </w:r>
-    </w:p>
-    <w:p>
-      <w:r>
-        <w:t>One of the forest tribes that roamed the nearby woods and foothills.</w:t>
-      </w:r>
-    </w:p>
-    <w:p>
-      <w:r>
-        <w:t>Elves lived primarily by hunting and gathering, while also practicing several traditional crafts.</w:t>
-      </w:r>
-    </w:p>
-    <w:p>
-      <w:r>
-        <w:t>Art stepped aside, giving the man room to pass, and smiled disarmingly with an expression of polite apology.</w:t>
-      </w:r>
-    </w:p>
-    <w:p>
-      <w:r>
-        <w:t>The gesture did little to improve the elf’s mood.</w:t>
-      </w:r>
-    </w:p>
-    <w:p>
-      <w:r>
-        <w:t>After taking a few steps, he turned and tossed back several more clearly hostile remarks.</w:t>
-      </w:r>
-    </w:p>
-    <w:p>
-      <w:r>
-        <w:t>A young woman emerged from the lodge behind him—a member of the same tribe.</w:t>
-      </w:r>
-    </w:p>
-    <w:p>
-      <w:r>
-        <w:t>She might have been called beautiful, if not for the cold disdain fixed permanently upon her face.</w:t>
-      </w:r>
-    </w:p>
-    <w:p>
-      <w:r>
-        <w:t xml:space="preserve">Elves considered themselves the superior </w:t>
-      </w:r>
-      <w:r>
-        <w:t>people</w:t>
-      </w:r>
-      <w:r>
-        <w:t xml:space="preserve"> and treated outsiders with little effort to conceal their contempt.</w:t>
-      </w:r>
-    </w:p>
-    <w:p>
-      <w:r>
-        <w:t>Hearing the man’s words, the elven woman swept Art and me with a look of open scorn and followed after her companion.</w:t>
-      </w:r>
-    </w:p>
-    <w:p>
-      <w:r>
-        <w:t>I noticed that both carried massive, strangely curved bows across their backs.</w:t>
-      </w:r>
-    </w:p>
-    <w:p>
-      <w:r>
-        <w:t>Not far from the entrance, their mounts waited for them—light gray animals standing motionless in the rain-darkened twilight.</w:t>
-      </w:r>
-    </w:p>
-    <w:p>
-      <w:r>
-        <w:t>Looking more closely, I corrected myself.</w:t>
-      </w:r>
-    </w:p>
-    <w:p>
-      <w:r>
-        <w:t>They were not horses.</w:t>
-      </w:r>
-    </w:p>
-    <w:p>
-      <w:r>
-        <w:t>They were unicorns.</w:t>
-      </w:r>
-    </w:p>
-    <w:p>
-      <w:r>
-        <w:t>Creatures resembling horses, but larger, longer-legged, and bearing a single long, straight horn growing from the center of the forehead.</w:t>
-      </w:r>
-    </w:p>
-    <w:p>
-      <w:r>
-        <w:t>Unicorns were renowned for their speed and endurance—but also for their temperamental, unruly nature, which made them manageable only by skilled and experienced riders.</w:t>
-      </w:r>
-    </w:p>
-    <w:p>
-      <w:r>
-        <w:t>Reaching them, the elves mounted with astonishing grace—almost without using their hands—and moments later vanished into the darkness at a gallop.</w:t>
-      </w:r>
-    </w:p>
-    <w:p>
-      <w:r>
-        <w:t>Watching them go, Art remarked thoughtfully:</w:t>
-      </w:r>
-    </w:p>
-    <w:p>
-      <w:r>
-        <w:t>“It really makes you wonder about the connection between good manners and survival.”</w:t>
-      </w:r>
-    </w:p>
-    <w:p>
-      <w:r>
-        <w:t>We entered the lodge.</w:t>
-      </w:r>
-    </w:p>
-    <w:p>
-      <w:r>
-        <w:t>And instantly passed from darkness, cold, and silence into an entirely different world:</w:t>
-      </w:r>
-    </w:p>
-    <w:p>
-      <w:r>
-        <w:t>an atmosphere of blissful warmth, the incomparable scent of real wood burning in open flame, and the steady, unhurried murmur of many quiet voices.</w:t>
-      </w:r>
-    </w:p>
-    <w:p>
-      <w:r>
-        <w:t>The hall was fairly crowded, though not enough to feel cramped.</w:t>
-      </w:r>
-    </w:p>
-    <w:p>
-      <w:r>
-        <w:t>At nearly every table sat small groups of two or three people, occupied with supper and low conversation.</w:t>
-      </w:r>
-    </w:p>
-    <w:p>
-      <w:r>
-        <w:t>The tables and chairs here were nothing more than ordinary wooden stumps and cut logs of varying heights.</w:t>
-      </w:r>
-    </w:p>
-    <w:p>
-      <w:r>
-        <w:t>This was intentional.</w:t>
-      </w:r>
-    </w:p>
-    <w:p>
-      <w:r>
-        <w:lastRenderedPageBreak/>
-        <w:t xml:space="preserve">The lodge was not meant to feel </w:t>
-      </w:r>
-      <w:r>
-        <w:rPr>
-          <w:i/>
-          <w:iCs/>
-        </w:rPr>
-        <w:t>too</w:t>
-      </w:r>
-      <w:r>
-        <w:t xml:space="preserve"> comfortable. Space was limited, and the furnishings subtly discouraged travelers from lingering too long—especially from attempting to spend the night inside the hall itself.</w:t>
-      </w:r>
-    </w:p>
-    <w:p>
-      <w:r>
-        <w:t>That was what the huts outside were for.</w:t>
-      </w:r>
-    </w:p>
-    <w:p>
-      <w:r>
-        <w:t>Naturally, severe winter storms were treated differently. During blizzards and deep freezes, the unspoken rules allowed travelers to sleep directly on the floor of the lodge if necessary.</w:t>
-      </w:r>
-    </w:p>
-    <w:p>
-      <w:r>
-        <w:t>Art and I joined several people warming themselves beside the great stone hearth at the center of the hall, open on all sides, where massive logs crackled in the fire.</w:t>
-      </w:r>
-    </w:p>
-    <w:p>
-      <w:r>
-        <w:t>One side of the hearth was covered by a grill on which two men—apparently local shepherds—skillfully turned chunks of meat and vegetables over the coals using their Betrothed.</w:t>
-      </w:r>
-    </w:p>
-    <w:p>
-      <w:r>
-        <w:t>I noticed the grill itself.</w:t>
-      </w:r>
-    </w:p>
-    <w:p>
-      <w:r>
-        <w:t xml:space="preserve">It was a traditional dwarven design known as a </w:t>
-      </w:r>
-      <w:r>
-        <w:rPr>
-          <w:i/>
-          <w:iCs/>
-        </w:rPr>
-        <w:t>web</w:t>
-      </w:r>
-      <w:r>
-        <w:t>—a lightweight cooking grate made not from rods, but from specially shaped channels through which fat and juices flowed into a clay bowl mounted to one side on a separate stand.</w:t>
-      </w:r>
-    </w:p>
-    <w:p>
-      <w:r>
-        <w:t>From time to time, one of the shepherds would take up a bundle of dried herbs and brush the sizzling meat and vegetables with the contents of the bowl—which, judging by the smell, had also been mixed with spices.</w:t>
-      </w:r>
-    </w:p>
-    <w:p>
-      <w:r>
-        <w:t>Each time he did, the dizzying aroma hanging in the air only grew stronger.</w:t>
-      </w:r>
-    </w:p>
-    <w:p>
-      <w:r>
-        <w:t>On the opposite side of the hearth stood two large kettles for heating water, each holding roughly a bucketful.</w:t>
-      </w:r>
-    </w:p>
-    <w:p>
-      <w:r>
-        <w:t>As the water in one kettle heated, people were expected to draw drinking water from the other—the one already boiling.</w:t>
-      </w:r>
-    </w:p>
-    <w:p>
-      <w:r>
-        <w:t>Not so much out of a desire to save our own provisions as under the irresistible influence of the aroma, we paid the shepherds three copper coins each and, holding out our bowls, received generous portions of fragrant grilled meat and vegetables, along with flatbreads warmed on the web and mugs of magnificent herbal tea brewed by the shepherds in a separate kettle.</w:t>
-      </w:r>
-    </w:p>
-    <w:p>
-      <w:r>
-        <w:t>Art and I took a “table” beside an enormous stack of firewood near one of the walls.</w:t>
-      </w:r>
-    </w:p>
-    <w:p>
-      <w:r>
-        <w:t>Using our Betrothed like knife and fork, we began to eat.</w:t>
-      </w:r>
-    </w:p>
-    <w:p>
-      <w:r>
-        <w:t>For a while, absorbed entirely by the taste of the perfectly roasted meat, the vegetables scented with smoke and spices, and the flatbread soaked through with aromatic juices, I could think of nothing else.</w:t>
-      </w:r>
-    </w:p>
-    <w:p>
-      <w:r>
-        <w:t>Only when all this splendor came to an end—far sooner than I would have liked—did I finally lean back, lift my mug of tea, take a couple of burning-hot mouthfuls, and look around.</w:t>
-      </w:r>
-    </w:p>
-    <w:p>
-      <w:r>
-        <w:t>I noticed that the murmur of voices throughout the lodge had begun to fade.</w:t>
-      </w:r>
-    </w:p>
-    <w:p>
-      <w:r>
-        <w:t>People sitting at the tables and around the hearth were gradually turning toward a man seated against the far wall.</w:t>
-      </w:r>
-    </w:p>
-    <w:p>
-      <w:r>
-        <w:t>He was young, with long hair tied back at the nape of his neck while loose strands hung over his face in heavy curls.</w:t>
-      </w:r>
-    </w:p>
-    <w:p>
-      <w:r>
-        <w:t>He sat on a tall improvised stool, head lowered, holding a lute—the most popular stringed instrument in these lands.</w:t>
-      </w:r>
-    </w:p>
-    <w:p>
-      <w:r>
-        <w:t>At his feet lay a wide-brimmed hat turned upside down, decorated with the feather of some bird.</w:t>
-      </w:r>
-    </w:p>
-    <w:p>
-      <w:r>
-        <w:lastRenderedPageBreak/>
-        <w:t>The hat, the lute, and clothing slightly more refined than that of those around him all marked him unmistakably as a bard—a wandering musician, singer, and poet.</w:t>
-      </w:r>
-    </w:p>
-    <w:p>
-      <w:r>
-        <w:t>As the voices quieted, the sound of the bard’s fingers moving across the strings became clearer.</w:t>
-      </w:r>
-    </w:p>
-    <w:p>
-      <w:r>
-        <w:t>Then, without introduction, he began to sing—or rather, to speak in rhythm with the music.</w:t>
-      </w:r>
-    </w:p>
-    <w:p>
-      <w:r>
-        <w:t>“</w:t>
-      </w:r>
-      <w:r>
-        <w:t>The ones who stepped in Gyre — they never shall come back.</w:t>
-      </w:r>
-      <w:r>
-        <w:br/>
-        <w:t>They’re gone. Forget. You’ll never find their track.</w:t>
-      </w:r>
-      <w:r>
-        <w:t>”</w:t>
-      </w:r>
-    </w:p>
-    <w:p>
-      <w:r>
-        <w:t>I flinched and looked at Art in startled confusion.</w:t>
-      </w:r>
-    </w:p>
-    <w:p>
-      <w:r>
-        <w:t>Here, the Gates were called Gyres.</w:t>
-      </w:r>
-    </w:p>
-    <w:p>
-      <w:r>
-        <w:t>The bard’s ballad was clearly about us.</w:t>
-      </w:r>
-    </w:p>
-    <w:p>
-      <w:r>
-        <w:t>About striders.</w:t>
-      </w:r>
-    </w:p>
-    <w:p>
-      <w:r>
-        <w:t>Art’s expression had turned instantly serious.</w:t>
-      </w:r>
-    </w:p>
-    <w:p>
-      <w:r>
-        <w:t>He glanced at me, gave the faintest shrug, and returned his full attention to the bard.</w:t>
-      </w:r>
-    </w:p>
-    <w:p>
-      <w:r>
-        <w:t>I followed his example.</w:t>
-      </w:r>
-    </w:p>
-    <w:p>
-      <w:r>
-        <w:t>Like many ballads, this one told of the singer’s beloved.</w:t>
-      </w:r>
-    </w:p>
-    <w:p>
-      <w:r>
-        <w:t>According to the song, she had always been wild and reckless, afraid of nothing, forever chasing adventure.</w:t>
-      </w:r>
-    </w:p>
-    <w:p>
-      <w:r>
-        <w:t>And then one day, caught in a Blizzard high in the mountains, she began to hear “the call of the Gyre.”</w:t>
-      </w:r>
-    </w:p>
-    <w:p>
-      <w:r>
-        <w:t>Her parents pleaded with her.</w:t>
-      </w:r>
-    </w:p>
-    <w:p>
-      <w:r>
-        <w:t>So did the poet who loved her.</w:t>
-      </w:r>
-    </w:p>
-    <w:p>
-      <w:r>
-        <w:t>But one night she fled her home—</w:t>
-      </w:r>
-    </w:p>
-    <w:p>
-      <w:r>
-        <w:t>and no one ever saw her again.</w:t>
-      </w:r>
-    </w:p>
-    <w:p>
-      <w:r>
-        <w:t>“</w:t>
-      </w:r>
-      <w:r>
-        <w:t>My love, she stepped in Gyre</w:t>
-      </w:r>
-      <w:r>
-        <w:t>,”</w:t>
-      </w:r>
-    </w:p>
-    <w:p>
-      <w:r>
-        <w:t>the bard suddenly lifted his head and looked directly across the hall at Art and me,</w:t>
-      </w:r>
-    </w:p>
-    <w:p>
-      <w:r>
-        <w:t>“</w:t>
-      </w:r>
-      <w:r>
-        <w:t>and never shall come back.</w:t>
-      </w:r>
-      <w:r>
-        <w:t>”</w:t>
-      </w:r>
-    </w:p>
-    <w:p>
-      <w:r>
-        <w:t>Then he lowered his head once more, touched the strings in what sounded like hopeless despair, and finished softly:</w:t>
-      </w:r>
-    </w:p>
-    <w:p>
-      <w:r>
-        <w:t>“</w:t>
-      </w:r>
-      <w:r>
-        <w:t>She’s gone. Forget. I’ll never find her track</w:t>
-      </w:r>
-      <w:r>
-        <w:t>.”</w:t>
-      </w:r>
-    </w:p>
-    <w:p>
-      <w:r>
-        <w:t>For several moments, absolute silence filled the lodge.</w:t>
-      </w:r>
-    </w:p>
-    <w:p>
-      <w:r>
-        <w:t>Then the listeners burst into applause and approving cries.</w:t>
-      </w:r>
-    </w:p>
-    <w:p>
-      <w:r>
-        <w:t>Many rose and approached the bard, dropping coins into the hat lying before him.</w:t>
-      </w:r>
-    </w:p>
-    <w:p>
-      <w:r>
-        <w:t>I looked at Art questioningly.</w:t>
-      </w:r>
-    </w:p>
-    <w:p>
-      <w:r>
-        <w:t>He only shrugged, carefully scanning the room, as if studying the people around us.</w:t>
-      </w:r>
-    </w:p>
-    <w:p>
-      <w:r>
-        <w:t>I took a silver coin from my wallet, stood, walked over to the bard, and dropped it into the hat.</w:t>
-      </w:r>
-    </w:p>
-    <w:p>
-      <w:r>
-        <w:t>The poet gave no visible reaction.</w:t>
-      </w:r>
-    </w:p>
-    <w:p>
-      <w:r>
-        <w:t>He remained seated on his improvised stool, head lowered, face hidden behind hanging curls, embracing the lute as though lost in thought.</w:t>
-      </w:r>
-    </w:p>
-    <w:p>
-      <w:r>
-        <w:lastRenderedPageBreak/>
-        <w:t>I turned and headed back to our table.</w:t>
-      </w:r>
-    </w:p>
-    <w:p>
-      <w:r>
-        <w:t>As I sat down again, I glanced toward the far wall.</w:t>
-      </w:r>
-    </w:p>
-    <w:p>
-      <w:r>
-        <w:t>And saw only the empty stump-stool.</w:t>
-      </w:r>
-    </w:p>
-    <w:p>
-      <w:r>
-        <w:t>I looked at Art in surprise.</w:t>
-      </w:r>
-    </w:p>
-    <w:p>
-      <w:r>
-        <w:t>“He left,” Art answered my unspoken question. “The moment you turned away and started back here, he stood up, collected his earnings, and went out through that door.”</w:t>
-      </w:r>
-    </w:p>
-    <w:p>
-      <w:r>
-        <w:t>Art indicated it with his eyes.</w:t>
-      </w:r>
-    </w:p>
-    <w:p>
-      <w:r>
-        <w:t>I followed his gaze.</w:t>
-      </w:r>
-    </w:p>
-    <w:p>
-      <w:r>
-        <w:t>The door was closed.</w:t>
-      </w:r>
-    </w:p>
-    <w:p>
-      <w:r>
-        <w:t>Suddenly, I wanted very badly to run outside and see where the bard had gone.</w:t>
-      </w:r>
-    </w:p>
-    <w:p>
-      <w:r>
-        <w:t>But I restrained myself.</w:t>
-      </w:r>
-    </w:p>
-    <w:p>
-      <w:r>
-        <w:t>At that moment, I suddenly noticed a small envelope icon appear in my mask display.</w:t>
-      </w:r>
-    </w:p>
-    <w:p>
-      <w:r>
-        <w:t>Focusing on it, I saw that it was a message from… Sana.</w:t>
-      </w:r>
-    </w:p>
-    <w:p>
-      <w:r>
-        <w:t>Addressed to both Art and me.</w:t>
-      </w:r>
-    </w:p>
-    <w:p>
-      <w:r>
-        <w:t>I opened the chat window.</w:t>
-      </w:r>
-    </w:p>
-    <w:p>
-      <w:r>
-        <w:t>“Hi, boys. As I understand it, you’re spending the night at the lodge by the bridge. I’m nearby. Mind if I drop in tomorrow morning? I’d like to talk to Mac — I think you both understand about what. Art, I won’t disturb you. You’ll be able to sleep in while we whisper our secrets. Deal?”</w:t>
-      </w:r>
-    </w:p>
-    <w:p>
-      <w:r>
-        <w:t>I looked at Art in surprise.</w:t>
-      </w:r>
-    </w:p>
-    <w:p>
-      <w:r>
-        <w:t>He, however, did not seem surprised at all.</w:t>
-      </w:r>
-    </w:p>
-    <w:p>
-      <w:r>
-        <w:t>Beneath Sana’s message, still hanging in my display, Art’s reply appeared.</w:t>
-      </w:r>
-    </w:p>
-    <w:p>
-      <w:r>
-        <w:t>“Hi, Sana. By all means. If some people are incapable of sleeping in the mornings, that’s hardly my fault. Mac can wake me once you’re done conspiring.”</w:t>
-      </w:r>
-    </w:p>
-    <w:p>
-      <w:r>
-        <w:t>Two emojis immediately appeared below the message—a smiling face and a kiss.</w:t>
-      </w:r>
-    </w:p>
-    <w:p>
-      <w:r>
-        <w:t>Then the chat window vanished.</w:t>
-      </w:r>
-    </w:p>
-    <w:p>
-      <w:r>
-        <w:t>I looked at Art again.</w:t>
-      </w:r>
-    </w:p>
-    <w:p>
-      <w:r>
-        <w:t>He waved a hand serenely.</w:t>
-      </w:r>
-    </w:p>
-    <w:p>
-      <w:r>
-        <w:t>“You’ll understand tomorrow. Let’s get some sleep already.”</w:t>
-      </w:r>
-    </w:p>
-    <w:p>
-      <w:r>
-        <w:t>Following local custom, we filled our mugs with water from the kettle above the hearth—no longer boiling by then—stepped outside, rinsed our bowls, poured the water out onto the grass, and headed back toward our hut.</w:t>
-      </w:r>
-    </w:p>
-    <w:p>
-      <w:r>
-        <w:t>Walking behind Art, I noticed his jacket beginning to transform into a long cloak.</w:t>
-      </w:r>
-    </w:p>
-    <w:p>
-      <w:r>
-        <w:t>I realized he was improvising a blanket for himself—something that wouldn’t look suspicious while still keeping him warm through the night.</w:t>
-      </w:r>
-    </w:p>
-    <w:p>
-      <w:r>
-        <w:t>Which was hardly unnecessary. Here, in the southern hemisphere, it was already late autumn, and the nights were cold.</w:t>
-      </w:r>
-    </w:p>
-    <w:p>
-      <w:r>
-        <w:lastRenderedPageBreak/>
-        <w:t>I followed his example and entered the appropriate request into the n2e interface.</w:t>
-      </w:r>
-    </w:p>
-    <w:p>
-      <w:r>
-        <w:t>Art and I stretched out on the benches, using our packs as pillows and wrapping ourselves in our cloaks.</w:t>
-      </w:r>
-    </w:p>
-    <w:p>
-      <w:r>
-        <w:t>“Threat mode,” Art murmured sleepily. “Good night.”</w:t>
-      </w:r>
-    </w:p>
-    <w:p>
-      <w:r>
-        <w:t>“Good night,” I answered, already drifting toward sleep myself.</w:t>
-      </w:r>
-    </w:p>
-    <w:p>
-      <w:r>
-        <w:t>To say the day had been exhausting would have been an understatement.</w:t>
-      </w:r>
-    </w:p>
-    <w:p>
-      <w:r>
-        <w:t>Making one last effort to stay awake for another second, I activated threat mode—</w:t>
-      </w:r>
-    </w:p>
-    <w:p>
-      <w:r>
-        <w:t>and blacked out instantly.</w:t>
-      </w:r>
-    </w:p>
-    <w:p/>
+        <w:t>Then, with surprising agility, it scurried up its thread to the ceiling and vanished into a crack between the boards.</w:t>
+      </w:r>
+    </w:p>
+    <w:p>
+      <w:r>
+        <w:t>I looked at Art.</w:t>
+      </w:r>
+    </w:p>
+    <w:p>
+      <w:r>
+        <w:t>He refrained from commenting, merely shrugging his shoulders.</w:t>
+      </w:r>
+    </w:p>
     <w:sectPr>
       <w:pgSz w:w="11906" w:h="16838"/>
       <w:pgMar w:top="850" w:right="850" w:bottom="850" w:left="1417" w:header="708" w:footer="708" w:gutter="0"/>
@@ -2464,6 +1850,7 @@
   <w:style w:type="character" w:default="1" w:styleId="DefaultParagraphFont">
     <w:name w:val="Default Paragraph Font"/>
     <w:uiPriority w:val="1"/>
+    <w:semiHidden/>
     <w:unhideWhenUsed/>
   </w:style>
   <w:style w:type="table" w:default="1" w:styleId="TableNormal">

--- a/text/part1/04LodgeENAI.docx
+++ b/text/part1/04LodgeENAI.docx
@@ -502,37 +502,79 @@
     </w:p>
     <w:p>
       <w:r>
-        <w:t>I looked around.</w:t>
-      </w:r>
-    </w:p>
-    <w:p>
-      <w:r>
-        <w:t>Many of the huts were now occupied. The rain had clearly driven most travelers in the area to take shelter at the lodge. From their appearance, they were mainly hunters, shepherds, and itinerant traders.</w:t>
-      </w:r>
-    </w:p>
-    <w:p>
-      <w:r>
-        <w:t>The traders were easy to spot: better clothing, a more composed, deliberate manner—and small carts standing nearby, drawn by one or two sturdy, low-built horses or mules.</w:t>
-      </w:r>
-    </w:p>
-    <w:p>
-      <w:r>
-        <w:t>Some of the people present stood out more distinctly—members of local peoples whose appearance differed from the majority.</w:t>
-      </w:r>
-    </w:p>
-    <w:p>
-      <w:r>
-        <w:t>In one hut at the edge of the forest sat three unusually slender young men, with long, light-colored hair falling past their shoulders.</w:t>
-      </w:r>
-    </w:p>
-    <w:p>
-      <w:r>
-        <w:t>Elves—members of one of the forest tribes that roamed these lands, living by hunting, gathering, and traditional crafts.</w:t>
-      </w:r>
-    </w:p>
-    <w:p>
-      <w:r>
-        <w:t>In another hut, closer to the main building, four dwarves sat on benches—short, heavily built men with long, thick beards that fell nearly to the ground.</w:t>
+        <w:t>I looked around and saw that many of the huts were occupied now. Apparently, the rain had driven travelers from all over the surrounding area into the lodge.</w:t>
+      </w:r>
+    </w:p>
+    <w:p>
+      <w:r>
+        <w:t>Judging by appearances, most were hunters, shepherds, and traveling merchants. The latter were easy enough to recognize by their well-made clothes, their solid, self-assured manner, and the small carts standing beside their huts, each drawn by one or two stocky horses or mules.</w:t>
+      </w:r>
+    </w:p>
+    <w:p>
+      <w:r>
+        <w:t>What struck me was the sheer variety of appearances among the people gathered here.</w:t>
+      </w:r>
+    </w:p>
+    <w:p>
+      <w:r>
+        <w:t>Not far from us, two merchants—brothers, perhaps, or at least close relatives—were unharnessing their horses. Both had very dark skin and tightly curled, blue-black hair.</w:t>
+      </w:r>
+    </w:p>
+    <w:p>
+      <w:r>
+        <w:t>A married couple had settled into one of the nearby huts: a pale, red-haired young woman and a middle-aged man whose complexion had a warm coppery-bronze cast.</w:t>
+      </w:r>
+    </w:p>
+    <w:p>
+      <w:r>
+        <w:t>Three shepherds emerging from the central building had tangled, slightly wavy dark hair, and all three had complexions the color of coffee with milk.</w:t>
+      </w:r>
+    </w:p>
+    <w:p>
+      <w:r>
+        <w:t>Then I remembered that this was something the Variants of the Delta seemed to have in common.</w:t>
+      </w:r>
+    </w:p>
+    <w:p>
+      <w:r>
+        <w:t>Across them, people of widely different appearances and ancestries could be found almost anywhere. Ancient migrations had apparently followed very different paths from those I was familiar with, and over the centuries peoples and ethnic groups had mixed and spread across continents to a remarkable degree.</w:t>
+      </w:r>
+    </w:p>
+    <w:p>
+      <w:r>
+        <w:t>There was another common feature as well.</w:t>
+      </w:r>
+    </w:p>
+    <w:p>
+      <w:r>
+        <w:t>English existed everywhere.</w:t>
+      </w:r>
+    </w:p>
+    <w:p>
+      <w:r>
+        <w:t>Its forms varied, sometimes considerably, with local dialects and accents, but in every Variant it seemed to function at least as a second language—a kind of universal means of communication between different peoples.</w:t>
+      </w:r>
+    </w:p>
+    <w:p>
+      <w:r>
+        <w:rPr>
+          <w:i/>
+          <w:iCs/>
+        </w:rPr>
+        <w:t>Could that have been one of the criteria used by whoever created the Delta when choosing which Variants to connect?</w:t>
+      </w:r>
+      <w:r>
+        <w:t xml:space="preserve"> I wondered.</w:t>
+      </w:r>
+    </w:p>
+    <w:p>
+      <w:r>
+        <w:t>There were also people around the lodge whose appearance set them apart in a different way—members of some of the distinctive peoples native to this Variant.</w:t>
+      </w:r>
+    </w:p>
+    <w:p>
+      <w:r>
+        <w:t>In a hut not far from ours, closer to the central building, four dwarves sat on the benches: short, immensely stocky men with long, thick beards.</w:t>
       </w:r>
     </w:p>
     <w:p>
@@ -552,6 +594,7 @@
     </w:p>
     <w:p>
       <w:r>
+        <w:lastRenderedPageBreak/>
         <w:t>There was no threat in the words—and no rudeness, either, despite how it might sound. It was simply a customary form of address, a way for dwarves to find out whether a traveler might be interested in buying something from what they carried.</w:t>
       </w:r>
     </w:p>
@@ -604,80 +647,80 @@
     </w:p>
     <w:p>
       <w:r>
+        <w:t>Only three kinds of coins circulated here: gold, silver, and copper. Their exchange ratio was as straightforward as possible—one gold equaled ten silver, or one hundred copper respectively. All three coins were the same size, differing only in the metal they were made from and the image stamped onto them. Though, to be honest, I’d never paid much attention to the latter.</w:t>
+      </w:r>
+    </w:p>
+    <w:p>
+      <w:r>
+        <w:t>The c</w:t>
+      </w:r>
+      <w:r>
+        <w:t>oin flask</w:t>
+      </w:r>
+      <w:r>
+        <w:t>, widely used throughout the region, allowed its owner to carry and organize coins in a compact, convenient way.</w:t>
+      </w:r>
+    </w:p>
+    <w:p>
+      <w:r>
+        <w:t>It consisted of three metal cylinders, each slightly wider than a coin, enclosed within a flask-shaped metal casing without a neck. Inside each cylinder sat a spring that pressed a round plate at its upper end against a semicircular rim.</w:t>
+      </w:r>
+    </w:p>
+    <w:p>
+      <w:r>
+        <w:t>This design made it easy to slide coins into the gap between the plate and the rim, forming a spring-loaded stack—and even easier to snap them back out one at a time. Narrow vertical slits along the front allowed the owner to see how many coins remained inside.</w:t>
+      </w:r>
+    </w:p>
+    <w:p>
+      <w:r>
+        <w:t>Coin</w:t>
+      </w:r>
+      <w:r>
+        <w:t xml:space="preserve"> flask</w:t>
+      </w:r>
+      <w:r>
+        <w:t>s were usually fitted with loops for wearing them on a belt or around the neck. People generally carried them openly, since the quality of a coin</w:t>
+      </w:r>
+      <w:r>
+        <w:t xml:space="preserve"> flask</w:t>
+      </w:r>
+      <w:r>
+        <w:t>—and the richness of its decoration—was traditionally considered an indicator of social status.</w:t>
+      </w:r>
+    </w:p>
+    <w:p>
+      <w:r>
+        <w:t>The ones the dwarf offered us were fairly ornate: made from a silvery metal and covered on all sides with intricate inlays of patterns and runes. It was said that such dwarven ornamentation brought its owner wealth and good fortune.</w:t>
+      </w:r>
+    </w:p>
+    <w:p>
+      <w:r>
+        <w:t>The local firestrikers were something like primitive lighters—large, heavy devices about the size of a solid fist, requiring a certain amount of skill to use. A spark, produced by pressing a special lever, ignited a wind-shielded wick.</w:t>
+      </w:r>
+    </w:p>
+    <w:p>
+      <w:r>
+        <w:t>The firestrikers were fueled by a special oil also produced by the dwarves—like the compact, remarkably well-crafted lantern the dwarf had placed before us.</w:t>
+      </w:r>
+    </w:p>
+    <w:p>
+      <w:r>
+        <w:t>“I think the lantern and the striker could come in handy,” I heard Art say through the clip.</w:t>
+      </w:r>
+    </w:p>
+    <w:p>
+      <w:r>
+        <w:t>The dwarf, unable to hear him, nevertheless stiffened slightly and looked at us with unconcealed suspicion.</w:t>
+      </w:r>
+    </w:p>
+    <w:p>
+      <w:r>
+        <w:t>Art picked up one of the firestrikers—the most expensive-looking of the three by appearance—turned it over in his hands, and tested it several times.</w:t>
+      </w:r>
+    </w:p>
+    <w:p>
+      <w:r>
         <w:lastRenderedPageBreak/>
-        <w:t>Only three kinds of coins circulated here: gold, silver, and copper. Their exchange ratio was as straightforward as possible—one gold equaled ten silver, or one hundred copper respectively. All three coins were the same size, differing only in the metal they were made from and the image stamped onto them. Though, to be honest, I’d never paid much attention to the latter.</w:t>
-      </w:r>
-    </w:p>
-    <w:p>
-      <w:r>
-        <w:t>The c</w:t>
-      </w:r>
-      <w:r>
-        <w:t>oin flask</w:t>
-      </w:r>
-      <w:r>
-        <w:t>, widely used throughout the region, allowed its owner to carry and organize coins in a compact, convenient way.</w:t>
-      </w:r>
-    </w:p>
-    <w:p>
-      <w:r>
-        <w:t>It consisted of three metal cylinders, each slightly wider than a coin, enclosed within a flask-shaped metal casing without a neck. Inside each cylinder sat a spring that pressed a round plate at its upper end against a semicircular rim.</w:t>
-      </w:r>
-    </w:p>
-    <w:p>
-      <w:r>
-        <w:t>This design made it easy to slide coins into the gap between the plate and the rim, forming a spring-loaded stack—and even easier to snap them back out one at a time. Narrow vertical slits along the front allowed the owner to see how many coins remained inside.</w:t>
-      </w:r>
-    </w:p>
-    <w:p>
-      <w:r>
-        <w:t>Coin</w:t>
-      </w:r>
-      <w:r>
-        <w:t xml:space="preserve"> flask</w:t>
-      </w:r>
-      <w:r>
-        <w:t>s were usually fitted with loops for wearing them on a belt or around the neck. People generally carried them openly, since the quality of a coin</w:t>
-      </w:r>
-      <w:r>
-        <w:t xml:space="preserve"> flask</w:t>
-      </w:r>
-      <w:r>
-        <w:t>—and the richness of its decoration—was traditionally considered an indicator of social status.</w:t>
-      </w:r>
-    </w:p>
-    <w:p>
-      <w:r>
-        <w:t>The ones the dwarf offered us were fairly ornate: made from a silvery metal and covered on all sides with intricate inlays of patterns and runes. It was said that such dwarven ornamentation brought its owner wealth and good fortune.</w:t>
-      </w:r>
-    </w:p>
-    <w:p>
-      <w:r>
-        <w:t>The local firestrikers were something like primitive lighters—large, heavy devices about the size of a solid fist, requiring a certain amount of skill to use. A spark, produced by pressing a special lever, ignited a wind-shielded wick.</w:t>
-      </w:r>
-    </w:p>
-    <w:p>
-      <w:r>
-        <w:t>The firestrikers were fueled by a special oil also produced by the dwarves—like the compact, remarkably well-crafted lantern the dwarf had placed before us.</w:t>
-      </w:r>
-    </w:p>
-    <w:p>
-      <w:r>
-        <w:t>“I think the lantern and the striker could come in handy,” I heard Art say through the clip.</w:t>
-      </w:r>
-    </w:p>
-    <w:p>
-      <w:r>
-        <w:t>The dwarf, unable to hear him, nevertheless stiffened slightly and looked at us with unconcealed suspicion.</w:t>
-      </w:r>
-    </w:p>
-    <w:p>
-      <w:r>
-        <w:t>Art picked up one of the firestrikers—the most expensive-looking of the three by appearance—turned it over in his hands, and tested it several times.</w:t>
-      </w:r>
-    </w:p>
-    <w:p>
-      <w:r>
         <w:t>The mechanism worked flawlessly.</w:t>
       </w:r>
     </w:p>
@@ -736,118 +779,118 @@
     </w:p>
     <w:p>
       <w:r>
+        <w:t>“Eight silver,” he said calmly.</w:t>
+      </w:r>
+    </w:p>
+    <w:p>
+      <w:r>
+        <w:t>The dwarf seemed to have expected something of the sort, because he answered almost immediately:</w:t>
+      </w:r>
+    </w:p>
+    <w:p>
+      <w:r>
+        <w:t>“One gold… and that’s final.”</w:t>
+      </w:r>
+    </w:p>
+    <w:p>
+      <w:r>
+        <w:t>Then he nudged the lantern and striker slightly closer to Art.</w:t>
+      </w:r>
+    </w:p>
+    <w:p>
+      <w:r>
+        <w:t xml:space="preserve">Art sighed again, nodded, and reached for his </w:t>
+      </w:r>
+      <w:r>
+        <w:t>purse</w:t>
+      </w:r>
+      <w:r>
+        <w:t xml:space="preserve"> to get the money.</w:t>
+      </w:r>
+    </w:p>
+    <w:p>
+      <w:r>
+        <w:t>The dwarf turned his gaze toward me.</w:t>
+      </w:r>
+    </w:p>
+    <w:p>
+      <w:r>
+        <w:t>Of everything he had laid out before us, only one item immediately caught my attention.</w:t>
+      </w:r>
+    </w:p>
+    <w:p>
+      <w:r>
+        <w:t>A necklace of remarkably beautiful smoky stone—gray-blue in color.</w:t>
+      </w:r>
+    </w:p>
+    <w:p>
+      <w:r>
+        <w:t>For some reason, it instantly made me think of Zara’s eyes.</w:t>
+      </w:r>
+    </w:p>
+    <w:p>
+      <w:r>
+        <w:t>I leaned forward and picked it up.</w:t>
+      </w:r>
+    </w:p>
+    <w:p>
+      <w:r>
+        <w:t>At that moment, Art placed a gold coin on the table before the dwarf, but the dwarf didn’t even glance at it.</w:t>
+      </w:r>
+    </w:p>
+    <w:p>
+      <w:r>
+        <w:t>Instead, he stared intently into my eyes.</w:t>
+      </w:r>
+    </w:p>
+    <w:p>
+      <w:r>
+        <w:t>“Mithrit,” he said. “Very pure. Only we have stone like this.”</w:t>
+      </w:r>
+    </w:p>
+    <w:p>
+      <w:r>
+        <w:t>I raised the necklace closer to my face.</w:t>
+      </w:r>
+    </w:p>
+    <w:p>
+      <w:r>
+        <w:t>The stone seemed to have no surface at all. My gaze felt as though it sank into it, the beads mesmerizing in their ghostly, sparkling depth.</w:t>
+      </w:r>
+    </w:p>
+    <w:p>
+      <w:r>
+        <w:t>I looked back at the dwarf.</w:t>
+      </w:r>
+    </w:p>
+    <w:p>
+      <w:r>
+        <w:t>“Five gold,” he pronounced, with the solemnity of a sentence.</w:t>
+      </w:r>
+    </w:p>
+    <w:p>
+      <w:r>
+        <w:t>This time, my astonishment was entirely genuine.</w:t>
+      </w:r>
+    </w:p>
+    <w:p>
+      <w:r>
+        <w:t>But the dwarf didn’t flinch.</w:t>
+      </w:r>
+    </w:p>
+    <w:p>
+      <w:r>
+        <w:t>He held my gaze and, as if that explained everything, repeated:</w:t>
+      </w:r>
+    </w:p>
+    <w:p>
+      <w:r>
+        <w:t>“True mithrit. Pure. Only we have it. Nowhere else.”</w:t>
+      </w:r>
+    </w:p>
+    <w:p>
+      <w:r>
         <w:lastRenderedPageBreak/>
-        <w:t>“Eight silver,” he said calmly.</w:t>
-      </w:r>
-    </w:p>
-    <w:p>
-      <w:r>
-        <w:t>The dwarf seemed to have expected something of the sort, because he answered almost immediately:</w:t>
-      </w:r>
-    </w:p>
-    <w:p>
-      <w:r>
-        <w:t>“One gold… and that’s final.”</w:t>
-      </w:r>
-    </w:p>
-    <w:p>
-      <w:r>
-        <w:t>Then he nudged the lantern and striker slightly closer to Art.</w:t>
-      </w:r>
-    </w:p>
-    <w:p>
-      <w:r>
-        <w:t xml:space="preserve">Art sighed again, nodded, and reached for his </w:t>
-      </w:r>
-      <w:r>
-        <w:t>purse</w:t>
-      </w:r>
-      <w:r>
-        <w:t xml:space="preserve"> to get the money.</w:t>
-      </w:r>
-    </w:p>
-    <w:p>
-      <w:r>
-        <w:t>The dwarf turned his gaze toward me.</w:t>
-      </w:r>
-    </w:p>
-    <w:p>
-      <w:r>
-        <w:t>Of everything he had laid out before us, only one item immediately caught my attention.</w:t>
-      </w:r>
-    </w:p>
-    <w:p>
-      <w:r>
-        <w:t>A necklace of remarkably beautiful smoky stone—gray-blue in color.</w:t>
-      </w:r>
-    </w:p>
-    <w:p>
-      <w:r>
-        <w:t>For some reason, it instantly made me think of Zara’s eyes.</w:t>
-      </w:r>
-    </w:p>
-    <w:p>
-      <w:r>
-        <w:t>I leaned forward and picked it up.</w:t>
-      </w:r>
-    </w:p>
-    <w:p>
-      <w:r>
-        <w:t>At that moment, Art placed a gold coin on the table before the dwarf, but the dwarf didn’t even glance at it.</w:t>
-      </w:r>
-    </w:p>
-    <w:p>
-      <w:r>
-        <w:t>Instead, he stared intently into my eyes.</w:t>
-      </w:r>
-    </w:p>
-    <w:p>
-      <w:r>
-        <w:t>“Mithrit,” he said. “Very pure. Only we have stone like this.”</w:t>
-      </w:r>
-    </w:p>
-    <w:p>
-      <w:r>
-        <w:t>I raised the necklace closer to my face.</w:t>
-      </w:r>
-    </w:p>
-    <w:p>
-      <w:r>
-        <w:t>The stone seemed to have no surface at all. My gaze felt as though it sank into it, the beads mesmerizing in their ghostly, sparkling depth.</w:t>
-      </w:r>
-    </w:p>
-    <w:p>
-      <w:r>
-        <w:t>I looked back at the dwarf.</w:t>
-      </w:r>
-    </w:p>
-    <w:p>
-      <w:r>
-        <w:t>“Five gold,” he pronounced, with the solemnity of a sentence.</w:t>
-      </w:r>
-    </w:p>
-    <w:p>
-      <w:r>
-        <w:t>This time, my astonishment was entirely genuine.</w:t>
-      </w:r>
-    </w:p>
-    <w:p>
-      <w:r>
-        <w:t>But the dwarf didn’t flinch.</w:t>
-      </w:r>
-    </w:p>
-    <w:p>
-      <w:r>
-        <w:t>He held my gaze and, as if that explained everything, repeated:</w:t>
-      </w:r>
-    </w:p>
-    <w:p>
-      <w:r>
-        <w:t>“True mithrit. Pure. Only we have it. Nowhere else.”</w:t>
-      </w:r>
-    </w:p>
-    <w:p>
-      <w:r>
         <w:t>It was the first time I had heard the name of the stone, but my false memory allowed me to understand its etymology almost immediately.</w:t>
       </w:r>
     </w:p>
@@ -953,7 +996,6 @@
     </w:p>
     <w:p>
       <w:r>
-        <w:lastRenderedPageBreak/>
         <w:t>I opened my contour slightly, allowing Essence to flow slowly through me, and looked at the necklace with my second sight.</w:t>
       </w:r>
     </w:p>
@@ -1049,6 +1091,7 @@
     </w:p>
     <w:p>
       <w:r>
+        <w:lastRenderedPageBreak/>
         <w:t>The timing was fortunate, because by then the twilight had thickened considerably.</w:t>
       </w:r>
     </w:p>
@@ -1094,97 +1137,97 @@
     </w:p>
     <w:p>
       <w:r>
+        <w:t>A dwarf acquaintance, long ago, speaking in strict confidence about enchanted “emerald eyes” that dwarves supposedly crafted for witches and warlocks.</w:t>
+      </w:r>
+    </w:p>
+    <w:p>
+      <w:r>
+        <w:t>“Could someone order an Emerald Eye?” I asked the dwarf.</w:t>
+      </w:r>
+    </w:p>
+    <w:p>
+      <w:r>
+        <w:t>I saw him visibly flinch.</w:t>
+      </w:r>
+    </w:p>
+    <w:p>
+      <w:r>
+        <w:t>His shoulders tightened, his head sank slightly inward, and he shot me a look filled with fear and unmistakable disapproval—almost anger.</w:t>
+      </w:r>
+    </w:p>
+    <w:p>
+      <w:r>
+        <w:t>Without another word, he snatched up his pack and hurried back toward his hut.</w:t>
+      </w:r>
+    </w:p>
+    <w:p>
+      <w:r>
+        <w:t>Twice along the way, he glanced back at us warily.</w:t>
+      </w:r>
+    </w:p>
+    <w:p>
+      <w:r>
+        <w:t>“What was that about?” I asked Art. “Did I offend him or something?”</w:t>
+      </w:r>
+    </w:p>
+    <w:p>
+      <w:r>
+        <w:t>“Not exactly offended,” Art replied, clearly amused by the scene. “People around here just don’t talk openly about anything connected to witchcraft—not with strangers, anyway. Most people are afraid of witches and warlocks, so they tend not to like them much. And the same attitude extends to anyone associated with them.”</w:t>
+      </w:r>
+    </w:p>
+    <w:p>
+      <w:r>
+        <w:t>He smiled conspiratorially.</w:t>
+      </w:r>
+    </w:p>
+    <w:p>
+      <w:r>
+        <w:t>“Which, of course, doesn’t stop our Augusto from maintaining rather friendly—and certainly profitable—relations with the local warlock. And maybe not just one.”</w:t>
+      </w:r>
+    </w:p>
+    <w:p>
+      <w:r>
+        <w:t>He waved a hand dismissively.</w:t>
+      </w:r>
+    </w:p>
+    <w:p>
+      <w:r>
+        <w:t>“Well, enough business for one day. How about trying the local cuisine instead? Smell that?”</w:t>
+      </w:r>
+    </w:p>
+    <w:p>
+      <w:r>
+        <w:t>Only then did I notice the rich, mouthwatering aroma of meat roasting over open flame with spices drifting from the central lodge hall.</w:t>
+      </w:r>
+    </w:p>
+    <w:p>
+      <w:r>
+        <w:t>“Mmm,” I commented appreciatively. “Not my shepherd’s stew, of course—but still seems promising.”</w:t>
+      </w:r>
+    </w:p>
+    <w:p>
+      <w:r>
+        <w:t>Art laughed.</w:t>
+      </w:r>
+    </w:p>
+    <w:p>
+      <w:r>
+        <w:t>“Well naturally. I wouldn’t dare compare.”</w:t>
+      </w:r>
+    </w:p>
+    <w:p>
+      <w:r>
+        <w:t>To avoid attracting unnecessary attention, we decided to leave our packs back in the hut.</w:t>
+      </w:r>
+    </w:p>
+    <w:p>
+      <w:r>
+        <w:t>Although theft was almost nonexistent here, we still activated security mode before heading to the lodge, just in case.</w:t>
+      </w:r>
+    </w:p>
+    <w:p>
+      <w:r>
         <w:lastRenderedPageBreak/>
-        <w:t>A dwarf acquaintance, long ago, speaking in strict confidence about enchanted “emerald eyes” that dwarves supposedly crafted for witches and warlocks.</w:t>
-      </w:r>
-    </w:p>
-    <w:p>
-      <w:r>
-        <w:t>“Could someone order an Emerald Eye?” I asked the dwarf.</w:t>
-      </w:r>
-    </w:p>
-    <w:p>
-      <w:r>
-        <w:t>I saw him visibly flinch.</w:t>
-      </w:r>
-    </w:p>
-    <w:p>
-      <w:r>
-        <w:t>His shoulders tightened, his head sank slightly inward, and he shot me a look filled with fear and unmistakable disapproval—almost anger.</w:t>
-      </w:r>
-    </w:p>
-    <w:p>
-      <w:r>
-        <w:t>Without another word, he snatched up his pack and hurried back toward his hut.</w:t>
-      </w:r>
-    </w:p>
-    <w:p>
-      <w:r>
-        <w:t>Twice along the way, he glanced back at us warily.</w:t>
-      </w:r>
-    </w:p>
-    <w:p>
-      <w:r>
-        <w:t>“What was that about?” I asked Art. “Did I offend him or something?”</w:t>
-      </w:r>
-    </w:p>
-    <w:p>
-      <w:r>
-        <w:t>“Not exactly offended,” Art replied, clearly amused by the scene. “People around here just don’t talk openly about anything connected to witchcraft—not with strangers, anyway. Most people are afraid of witches and warlocks, so they tend not to like them much. And the same attitude extends to anyone associated with them.”</w:t>
-      </w:r>
-    </w:p>
-    <w:p>
-      <w:r>
-        <w:t>He smiled conspiratorially.</w:t>
-      </w:r>
-    </w:p>
-    <w:p>
-      <w:r>
-        <w:t>“Which, of course, doesn’t stop our Augusto from maintaining rather friendly—and certainly profitable—relations with the local warlock. And maybe not just one.”</w:t>
-      </w:r>
-    </w:p>
-    <w:p>
-      <w:r>
-        <w:t>He waved a hand dismissively.</w:t>
-      </w:r>
-    </w:p>
-    <w:p>
-      <w:r>
-        <w:t>“Well, enough business for one day. How about trying the local cuisine instead? Smell that?”</w:t>
-      </w:r>
-    </w:p>
-    <w:p>
-      <w:r>
-        <w:t>Only then did I notice the rich, mouthwatering aroma of meat roasting over open flame with spices drifting from the central lodge hall.</w:t>
-      </w:r>
-    </w:p>
-    <w:p>
-      <w:r>
-        <w:t>“Mmm,” I commented appreciatively. “Not my shepherd’s stew, of course—but still seems promising.”</w:t>
-      </w:r>
-    </w:p>
-    <w:p>
-      <w:r>
-        <w:t>Art laughed.</w:t>
-      </w:r>
-    </w:p>
-    <w:p>
-      <w:r>
-        <w:t>“Well naturally. I wouldn’t dare compare.”</w:t>
-      </w:r>
-    </w:p>
-    <w:p>
-      <w:r>
-        <w:t>To avoid attracting unnecessary attention, we decided to leave our packs back in the hut.</w:t>
-      </w:r>
-    </w:p>
-    <w:p>
-      <w:r>
-        <w:t>Although theft was almost nonexistent here, we still activated security mode before heading to the lodge, just in case.</w:t>
-      </w:r>
-    </w:p>
-    <w:p>
-      <w:r>
         <w:t>Besides a standard alarm that would alert our clips if someone approached, the system also included a mild, harmless e2n effect that subtly removed any desire to come near the protected object from anyone within a radius of several meters.</w:t>
       </w:r>
     </w:p>
@@ -1220,7 +1263,6 @@
     </w:p>
     <w:p>
       <w:r>
-        <w:lastRenderedPageBreak/>
         <w:t>Then, with surprising agility, it scurried up its thread to the ceiling and vanished into a crack between the boards.</w:t>
       </w:r>
     </w:p>
@@ -1850,7 +1892,6 @@
   <w:style w:type="character" w:default="1" w:styleId="DefaultParagraphFont">
     <w:name w:val="Default Paragraph Font"/>
     <w:uiPriority w:val="1"/>
-    <w:semiHidden/>
     <w:unhideWhenUsed/>
   </w:style>
   <w:style w:type="table" w:default="1" w:styleId="TableNormal">
